--- a/Relatório-CRISP-DM (1).docx
+++ b/Relatório-CRISP-DM (1).docx
@@ -1,6 +1,6 @@
 
 <file path=word/document.xml><?xml version="1.0" encoding="utf-8"?>
-<w:document xmlns:wpc="http://schemas.microsoft.com/office/word/2010/wordprocessingCanvas" xmlns:cx="http://schemas.microsoft.com/office/drawing/2014/chartex" xmlns:cx1="http://schemas.microsoft.com/office/drawing/2015/9/8/chartex" xmlns:cx2="http://schemas.microsoft.com/office/drawing/2015/10/21/chartex" xmlns:cx3="http://schemas.microsoft.com/office/drawing/2016/5/9/chartex" xmlns:cx4="http://schemas.microsoft.com/office/drawing/2016/5/10/chartex" xmlns:cx5="http://schemas.microsoft.com/office/drawing/2016/5/11/chartex" xmlns:cx6="http://schemas.microsoft.com/office/drawing/2016/5/12/chartex" xmlns:cx7="http://schemas.microsoft.com/office/drawing/2016/5/13/chartex" xmlns:cx8="http://schemas.microsoft.com/office/drawing/2016/5/14/chartex" xmlns:mc="http://schemas.openxmlformats.org/markup-compatibility/2006" xmlns:aink="http://schemas.microsoft.com/office/drawing/2016/ink" xmlns:am3d="http://schemas.microsoft.com/office/drawing/2017/model3d" xmlns:o="urn:schemas-microsoft-com:office:office" xmlns:oel="http://schemas.microsoft.com/office/2019/extlst" xmlns:r="http://schemas.openxmlformats.org/officeDocument/2006/relationships" xmlns:m="http://schemas.openxmlformats.org/officeDocument/2006/math" xmlns:v="urn:schemas-microsoft-com:vml" xmlns:wp14="http://schemas.microsoft.com/office/word/2010/wordprocessingDrawing" xmlns:wp="http://schemas.openxmlformats.org/drawingml/2006/wordprocessingDrawing" xmlns:w10="urn:schemas-microsoft-com:office:word" xmlns:w="http://schemas.openxmlformats.org/wordprocessingml/2006/main" xmlns:w14="http://schemas.microsoft.com/office/word/2010/wordml" xmlns:w15="http://schemas.microsoft.com/office/word/2012/wordml" xmlns:w16cex="http://schemas.microsoft.com/office/word/2018/wordml/cex" xmlns:w16cid="http://schemas.microsoft.com/office/word/2016/wordml/cid" xmlns:w16="http://schemas.microsoft.com/office/word/2018/wordml" xmlns:w16du="http://schemas.microsoft.com/office/word/2023/wordml/word16du" xmlns:w16sdtdh="http://schemas.microsoft.com/office/word/2020/wordml/sdtdatahash" xmlns:w16sdtfl="http://schemas.microsoft.com/office/word/2024/wordml/sdtformatlock" xmlns:w16se="http://schemas.microsoft.com/office/word/2015/wordml/symex" xmlns:wpg="http://schemas.microsoft.com/office/word/2010/wordprocessingGroup" xmlns:wpi="http://schemas.microsoft.com/office/word/2010/wordprocessingInk" xmlns:wne="http://schemas.microsoft.com/office/word/2006/wordml" xmlns:wps="http://schemas.microsoft.com/office/word/2010/wordprocessingShape" mc:Ignorable="w14 w15 w16se w16cid w16 w16cex w16sdtdh w16sdtfl w16du wp14">
+<w:document xmlns:wpc="http://schemas.microsoft.com/office/word/2010/wordprocessingCanvas" xmlns:cx="http://schemas.microsoft.com/office/drawing/2014/chartex" xmlns:cx1="http://schemas.microsoft.com/office/drawing/2015/9/8/chartex" xmlns:cx2="http://schemas.microsoft.com/office/drawing/2015/10/21/chartex" xmlns:cx3="http://schemas.microsoft.com/office/drawing/2016/5/9/chartex" xmlns:cx4="http://schemas.microsoft.com/office/drawing/2016/5/10/chartex" xmlns:cx5="http://schemas.microsoft.com/office/drawing/2016/5/11/chartex" xmlns:cx6="http://schemas.microsoft.com/office/drawing/2016/5/12/chartex" xmlns:cx7="http://schemas.microsoft.com/office/drawing/2016/5/13/chartex" xmlns:cx8="http://schemas.microsoft.com/office/drawing/2016/5/14/chartex" xmlns:mc="http://schemas.openxmlformats.org/markup-compatibility/2006" xmlns:aink="http://schemas.microsoft.com/office/drawing/2016/ink" xmlns:am3d="http://schemas.microsoft.com/office/drawing/2017/model3d" xmlns:o="urn:schemas-microsoft-com:office:office" xmlns:r="http://schemas.openxmlformats.org/officeDocument/2006/relationships" xmlns:m="http://schemas.openxmlformats.org/officeDocument/2006/math" xmlns:v="urn:schemas-microsoft-com:vml" xmlns:wp14="http://schemas.microsoft.com/office/word/2010/wordprocessingDrawing" xmlns:wp="http://schemas.openxmlformats.org/drawingml/2006/wordprocessingDrawing" xmlns:w10="urn:schemas-microsoft-com:office:word" xmlns:w="http://schemas.openxmlformats.org/wordprocessingml/2006/main" xmlns:w14="http://schemas.microsoft.com/office/word/2010/wordml" xmlns:w15="http://schemas.microsoft.com/office/word/2012/wordml" xmlns:w16cid="http://schemas.microsoft.com/office/word/2016/wordml/cid" xmlns:w16se="http://schemas.microsoft.com/office/word/2015/wordml/symex" xmlns:wpg="http://schemas.microsoft.com/office/word/2010/wordprocessingGroup" xmlns:wpi="http://schemas.microsoft.com/office/word/2010/wordprocessingInk" xmlns:wne="http://schemas.microsoft.com/office/word/2006/wordml" xmlns:wps="http://schemas.microsoft.com/office/word/2010/wordprocessingShape" mc:Ignorable="w14 w15 w16se w16cid wp14">
   <w:body>
     <w:p>
       <w:pPr>
@@ -127,62 +127,59 @@
     <w:p>
       <w:pPr>
         <w:spacing w:after="200"/>
+        <w:jc w:val="center"/>
         <w:rPr>
           <w:sz w:val="34"/>
           <w:szCs w:val="34"/>
         </w:rPr>
       </w:pPr>
-    </w:p>
-    <w:p>
-      <w:pPr>
-        <w:spacing w:after="200"/>
+      <w:r>
         <w:rPr>
           <w:sz w:val="34"/>
           <w:szCs w:val="34"/>
         </w:rPr>
-      </w:pPr>
-    </w:p>
-    <w:p>
-      <w:pPr>
-        <w:spacing w:after="200"/>
+        <w:t>Gabriel Santos</w:t>
+      </w:r>
+    </w:p>
+    <w:p>
+      <w:pPr>
+        <w:spacing w:after="200"/>
+        <w:jc w:val="center"/>
         <w:rPr>
           <w:sz w:val="34"/>
           <w:szCs w:val="34"/>
         </w:rPr>
       </w:pPr>
-    </w:p>
-    <w:p>
-      <w:pPr>
-        <w:spacing w:after="200"/>
-        <w:jc w:val="center"/>
+      <w:r>
         <w:rPr>
           <w:sz w:val="34"/>
           <w:szCs w:val="34"/>
         </w:rPr>
-      </w:pPr>
-      <w:r>
+        <w:t>Gabriel Araujo</w:t>
+      </w:r>
+    </w:p>
+    <w:p>
+      <w:pPr>
+        <w:spacing w:after="200"/>
+        <w:jc w:val="center"/>
         <w:rPr>
           <w:sz w:val="34"/>
           <w:szCs w:val="34"/>
         </w:rPr>
-        <w:t>Gabriel Santos</w:t>
-      </w:r>
-    </w:p>
-    <w:p>
-      <w:pPr>
-        <w:spacing w:after="200"/>
-        <w:jc w:val="center"/>
+      </w:pPr>
+      <w:r>
         <w:rPr>
           <w:sz w:val="34"/>
           <w:szCs w:val="34"/>
         </w:rPr>
-      </w:pPr>
+        <w:t>Marco</w:t>
+      </w:r>
       <w:r>
         <w:rPr>
           <w:sz w:val="34"/>
           <w:szCs w:val="34"/>
         </w:rPr>
-        <w:t>Gabriel Araujo</w:t>
+        <w:t xml:space="preserve"> Prisco</w:t>
       </w:r>
     </w:p>
     <w:p>
@@ -199,7 +196,7 @@
           <w:sz w:val="34"/>
           <w:szCs w:val="34"/>
         </w:rPr>
-        <w:t>Marco</w:t>
+        <w:t>Pedro Cabral</w:t>
       </w:r>
     </w:p>
     <w:p>
@@ -211,58 +208,41 @@
           <w:szCs w:val="34"/>
         </w:rPr>
       </w:pPr>
-      <w:r>
+    </w:p>
+    <w:p>
+      <w:pPr>
+        <w:spacing w:after="200"/>
+        <w:jc w:val="center"/>
         <w:rPr>
           <w:sz w:val="34"/>
           <w:szCs w:val="34"/>
         </w:rPr>
-        <w:t>Pedro Cabral</w:t>
-      </w:r>
-    </w:p>
-    <w:p>
-      <w:pPr>
-        <w:spacing w:after="200"/>
+      </w:pPr>
+      <w:proofErr w:type="spellStart"/>
+      <w:r>
         <w:rPr>
           <w:sz w:val="34"/>
           <w:szCs w:val="34"/>
         </w:rPr>
-      </w:pPr>
-    </w:p>
-    <w:p>
-      <w:pPr>
-        <w:spacing w:after="200"/>
+        <w:t>Profª</w:t>
+      </w:r>
+      <w:proofErr w:type="spellEnd"/>
+      <w:r>
         <w:rPr>
           <w:sz w:val="34"/>
           <w:szCs w:val="34"/>
         </w:rPr>
-      </w:pPr>
-    </w:p>
-    <w:p>
-      <w:pPr>
-        <w:spacing w:after="200"/>
-        <w:jc w:val="center"/>
+        <w:t xml:space="preserve"> Katherine Bianchini </w:t>
+      </w:r>
+      <w:proofErr w:type="spellStart"/>
+      <w:r>
         <w:rPr>
           <w:sz w:val="34"/>
           <w:szCs w:val="34"/>
         </w:rPr>
-      </w:pPr>
-      <w:proofErr w:type="spellStart"/>
-      <w:r>
-        <w:rPr>
-          <w:sz w:val="34"/>
-          <w:szCs w:val="34"/>
-        </w:rPr>
-        <w:lastRenderedPageBreak/>
-        <w:t>Profª</w:t>
+        <w:t>Esper</w:t>
       </w:r>
       <w:proofErr w:type="spellEnd"/>
-      <w:r>
-        <w:rPr>
-          <w:sz w:val="34"/>
-          <w:szCs w:val="34"/>
-        </w:rPr>
-        <w:t xml:space="preserve"> Katherine Bianchini Esper</w:t>
-      </w:r>
     </w:p>
     <w:p>
       <w:pPr>
@@ -331,16 +311,6 @@
     </w:p>
     <w:p>
       <w:pPr>
-        <w:spacing w:after="200"/>
-        <w:jc w:val="center"/>
-        <w:rPr>
-          <w:sz w:val="34"/>
-          <w:szCs w:val="34"/>
-        </w:rPr>
-      </w:pPr>
-    </w:p>
-    <w:p>
-      <w:pPr>
         <w:pStyle w:val="Ttulo1"/>
         <w:spacing w:after="200" w:line="360" w:lineRule="auto"/>
         <w:jc w:val="center"/>
@@ -351,23 +321,20 @@
       </w:pPr>
       <w:bookmarkStart w:id="0" w:name="_a8jwgjg8wszj" w:colFirst="0" w:colLast="0"/>
       <w:bookmarkEnd w:id="0"/>
-    </w:p>
-    <w:p>
-      <w:pPr>
-        <w:pStyle w:val="Ttulo1"/>
-        <w:spacing w:after="200" w:line="360" w:lineRule="auto"/>
-        <w:jc w:val="center"/>
+      <w:r>
         <w:rPr>
           <w:b/>
           <w:bCs/>
         </w:rPr>
-      </w:pPr>
+        <w:lastRenderedPageBreak/>
+        <w:t xml:space="preserve">Fase 1 - </w:t>
+      </w:r>
       <w:r>
         <w:rPr>
           <w:b/>
           <w:bCs/>
         </w:rPr>
-        <w:t>Fase 1 - Compreensão do Negócio</w:t>
+        <w:t>Compreensão do Negócio</w:t>
       </w:r>
     </w:p>
     <w:p>
@@ -762,7 +729,6 @@
           <w:sz w:val="24"/>
           <w:szCs w:val="24"/>
         </w:rPr>
-        <w:lastRenderedPageBreak/>
         <w:t xml:space="preserve">- </w:t>
       </w:r>
       <w:r>
@@ -849,31 +815,137 @@
           <w:sz w:val="28"/>
           <w:szCs w:val="28"/>
         </w:rPr>
+        <w:lastRenderedPageBreak/>
         <w:t>Objetivos do projeto</w:t>
       </w:r>
     </w:p>
     <w:p>
       <w:pPr>
-        <w:spacing w:after="200"/>
-        <w:jc w:val="both"/>
-        <w:rPr>
-          <w:sz w:val="24"/>
-          <w:szCs w:val="24"/>
-        </w:rPr>
-      </w:pPr>
-      <w:r>
-        <w:rPr>
-          <w:sz w:val="24"/>
-          <w:szCs w:val="24"/>
-        </w:rPr>
-        <w:t>Analisar como o nível socioeconômico influencia o desempenho no ENEM, e como essa relação muda de acordo com raça, gênero e região do país.</w:t>
-      </w:r>
-      <w:r>
-        <w:rPr>
-          <w:sz w:val="24"/>
-          <w:szCs w:val="24"/>
+        <w:pStyle w:val="NormalWeb"/>
+        <w:spacing w:before="0" w:beforeAutospacing="0" w:after="120" w:afterAutospacing="0"/>
+        <w:jc w:val="both"/>
+      </w:pPr>
+      <w:r>
+        <w:rPr>
+          <w:rFonts w:ascii="Arial" w:hAnsi="Arial" w:cs="Arial"/>
+          <w:b/>
+          <w:bCs/>
+          <w:color w:val="000000"/>
+        </w:rPr>
+        <w:t>Objetivo Geral</w:t>
+      </w:r>
+    </w:p>
+    <w:p>
+      <w:pPr>
+        <w:pStyle w:val="NormalWeb"/>
+        <w:spacing w:before="0" w:beforeAutospacing="0" w:after="200" w:afterAutospacing="0"/>
+        <w:jc w:val="both"/>
+      </w:pPr>
+      <w:r>
+        <w:rPr>
+          <w:rFonts w:ascii="Arial" w:hAnsi="Arial" w:cs="Arial"/>
+          <w:color w:val="000000"/>
+        </w:rPr>
+        <w:t>Analisar a relação entre o nível socioeconômico de estudantes e</w:t>
+      </w:r>
+      <w:r>
+        <w:rPr>
+          <w:rFonts w:ascii="Arial" w:hAnsi="Arial" w:cs="Arial"/>
+          <w:color w:val="000000"/>
         </w:rPr>
         <w:t xml:space="preserve"> </w:t>
+      </w:r>
+      <w:r>
+        <w:rPr>
+          <w:rFonts w:ascii="Arial" w:hAnsi="Arial" w:cs="Arial"/>
+          <w:color w:val="000000"/>
+        </w:rPr>
+        <w:t>seus relativos desempenhos acadêmicos, investigando como essa relação varia incluindo também raça, gênero e localização geográfica no contexto brasileiro.</w:t>
+      </w:r>
+    </w:p>
+    <w:p>
+      <w:pPr>
+        <w:pStyle w:val="NormalWeb"/>
+        <w:spacing w:before="0" w:beforeAutospacing="0" w:after="120" w:afterAutospacing="0"/>
+        <w:jc w:val="both"/>
+      </w:pPr>
+      <w:r>
+        <w:rPr>
+          <w:rFonts w:ascii="Arial" w:hAnsi="Arial" w:cs="Arial"/>
+          <w:b/>
+          <w:bCs/>
+          <w:color w:val="000000"/>
+        </w:rPr>
+        <w:t>Objetivos Específicos</w:t>
+      </w:r>
+    </w:p>
+    <w:p>
+      <w:pPr>
+        <w:pStyle w:val="NormalWeb"/>
+        <w:numPr>
+          <w:ilvl w:val="0"/>
+          <w:numId w:val="7"/>
+        </w:numPr>
+        <w:spacing w:before="0" w:beforeAutospacing="0" w:after="0" w:afterAutospacing="0"/>
+        <w:jc w:val="both"/>
+        <w:textAlignment w:val="baseline"/>
+        <w:rPr>
+          <w:rFonts w:ascii="Arial" w:hAnsi="Arial" w:cs="Arial"/>
+          <w:color w:val="000000"/>
+        </w:rPr>
+      </w:pPr>
+      <w:r>
+        <w:rPr>
+          <w:rFonts w:ascii="Arial" w:hAnsi="Arial" w:cs="Arial"/>
+          <w:color w:val="000000"/>
+        </w:rPr>
+        <w:t>Quantificar o impacto da renda familiar nas notas do ENEM por região do Brasil, identificando os estados com maior disparidade de desempenho entre alunos de alta e baixa renda.</w:t>
+      </w:r>
+    </w:p>
+    <w:p>
+      <w:pPr>
+        <w:pStyle w:val="NormalWeb"/>
+        <w:numPr>
+          <w:ilvl w:val="0"/>
+          <w:numId w:val="7"/>
+        </w:numPr>
+        <w:spacing w:before="0" w:beforeAutospacing="0" w:after="0" w:afterAutospacing="0"/>
+        <w:jc w:val="both"/>
+        <w:textAlignment w:val="baseline"/>
+        <w:rPr>
+          <w:rFonts w:ascii="Arial" w:hAnsi="Arial" w:cs="Arial"/>
+          <w:color w:val="000000"/>
+        </w:rPr>
+      </w:pPr>
+      <w:r>
+        <w:rPr>
+          <w:rFonts w:ascii="Arial" w:hAnsi="Arial" w:cs="Arial"/>
+          <w:color w:val="000000"/>
+        </w:rPr>
+        <w:t>Analisar diferenças de desempenho por gênero em função do contexto socioeconômico, identificando padrões que possam indicar vulnerabilidades específicas entre grupos.</w:t>
+      </w:r>
+    </w:p>
+    <w:p>
+      <w:pPr>
+        <w:pStyle w:val="NormalWeb"/>
+        <w:numPr>
+          <w:ilvl w:val="0"/>
+          <w:numId w:val="7"/>
+        </w:numPr>
+        <w:spacing w:before="0" w:beforeAutospacing="0" w:after="200" w:afterAutospacing="0"/>
+        <w:jc w:val="both"/>
+        <w:textAlignment w:val="baseline"/>
+        <w:rPr>
+          <w:rFonts w:ascii="Arial" w:hAnsi="Arial" w:cs="Arial"/>
+          <w:color w:val="000000"/>
+        </w:rPr>
+      </w:pPr>
+      <w:r>
+        <w:rPr>
+          <w:rFonts w:ascii="Arial" w:hAnsi="Arial" w:cs="Arial"/>
+          <w:color w:val="000000"/>
+        </w:rPr>
+        <w:t>Integrar e cruzar múltiplas bases de dados públicas (ENEM, SAEB, Censo Escolar e PNAD Contínua) para produzir uma visão abrangente das desigualdades educacionais no Brasil.</w:t>
       </w:r>
     </w:p>
     <w:p>
@@ -1010,80 +1082,111 @@
         <w:rPr>
           <w:sz w:val="24"/>
           <w:szCs w:val="24"/>
-        </w:rPr>
-      </w:pPr>
-      <w:r>
-        <w:rPr>
-          <w:sz w:val="24"/>
-          <w:szCs w:val="24"/>
-        </w:rPr>
-        <w:t>- Censo Escolar - INEP (https://www.gov.br/inep/pt-br/acesso-a-informacao/dados-abertos/microdados): Fornece o contexto institucional das escolas, permite ligar o desempenho dos alunos à realidade da escola onde estudam.</w:t>
-      </w:r>
-    </w:p>
-    <w:p>
-      <w:pPr>
-        <w:spacing w:after="200"/>
-        <w:jc w:val="both"/>
-        <w:rPr>
-          <w:sz w:val="24"/>
-          <w:szCs w:val="24"/>
-        </w:rPr>
-      </w:pPr>
-    </w:p>
-    <w:p>
-      <w:pPr>
-        <w:spacing w:after="200"/>
+          <w:u w:val="single"/>
+        </w:rPr>
+      </w:pPr>
+      <w:r>
+        <w:rPr>
+          <w:sz w:val="24"/>
+          <w:szCs w:val="24"/>
+        </w:rPr>
+        <w:t xml:space="preserve">- </w:t>
+      </w:r>
+      <w:r>
+        <w:rPr>
+          <w:sz w:val="24"/>
+          <w:szCs w:val="24"/>
+        </w:rPr>
+        <w:t>Taxa de Rendimento Escolar</w:t>
+      </w:r>
+      <w:r>
+        <w:rPr>
+          <w:sz w:val="24"/>
+          <w:szCs w:val="24"/>
+        </w:rPr>
+        <w:t xml:space="preserve"> </w:t>
+      </w:r>
+      <w:r>
+        <w:rPr>
+          <w:sz w:val="24"/>
+          <w:szCs w:val="24"/>
+        </w:rPr>
+        <w:t>–</w:t>
+      </w:r>
+      <w:r>
+        <w:rPr>
+          <w:sz w:val="24"/>
+          <w:szCs w:val="24"/>
+        </w:rPr>
+        <w:t xml:space="preserve"> INEP</w:t>
+      </w:r>
+      <w:r>
+        <w:rPr>
+          <w:sz w:val="24"/>
+          <w:szCs w:val="24"/>
+        </w:rPr>
+        <w:t xml:space="preserve"> </w:t>
+      </w:r>
+      <w:r>
+        <w:rPr>
+          <w:sz w:val="24"/>
+          <w:szCs w:val="24"/>
+        </w:rPr>
+        <w:t>(</w:t>
+      </w:r>
+      <w:r>
+        <w:rPr>
+          <w:sz w:val="24"/>
+          <w:szCs w:val="24"/>
+        </w:rPr>
+        <w:t>https://www.gov.br/inep/pt-br/acesso-a-informacao/dados-abertos/indicadores-educacionais/taxas-de-rendimento-escolar</w:t>
+      </w:r>
+      <w:r>
+        <w:rPr>
+          <w:sz w:val="24"/>
+          <w:szCs w:val="24"/>
+        </w:rPr>
+        <w:t xml:space="preserve">): Reúne </w:t>
+      </w:r>
+      <w:r>
+        <w:rPr>
+          <w:sz w:val="24"/>
+          <w:szCs w:val="24"/>
+        </w:rPr>
+        <w:t>taxas de rendimento escolar por região</w:t>
+      </w:r>
+      <w:r>
+        <w:rPr>
+          <w:sz w:val="24"/>
+          <w:szCs w:val="24"/>
+        </w:rPr>
+        <w:t>.</w:t>
+      </w:r>
+      <w:bookmarkStart w:id="1" w:name="_GoBack"/>
+      <w:bookmarkEnd w:id="1"/>
+    </w:p>
+    <w:p>
+      <w:pPr>
+        <w:spacing w:after="200"/>
+        <w:jc w:val="both"/>
+        <w:rPr>
+          <w:sz w:val="24"/>
+          <w:szCs w:val="24"/>
+        </w:rPr>
+      </w:pPr>
+    </w:p>
+    <w:p>
+      <w:pPr>
+        <w:spacing w:after="200"/>
+        <w:jc w:val="both"/>
         <w:rPr>
           <w:sz w:val="24"/>
           <w:szCs w:val="24"/>
           <w:highlight w:val="yellow"/>
         </w:rPr>
       </w:pPr>
-      <w:r>
-        <w:rPr>
-          <w:sz w:val="24"/>
-          <w:szCs w:val="24"/>
-        </w:rPr>
-        <w:t xml:space="preserve">- PNAD Contínua </w:t>
-      </w:r>
-      <w:r>
-        <w:rPr>
-          <w:sz w:val="24"/>
-          <w:szCs w:val="24"/>
-        </w:rPr>
-        <w:t>–</w:t>
-      </w:r>
-      <w:r>
-        <w:rPr>
-          <w:sz w:val="24"/>
-          <w:szCs w:val="24"/>
-        </w:rPr>
-        <w:t xml:space="preserve"> IBGE</w:t>
-      </w:r>
-      <w:r>
-        <w:rPr>
-          <w:sz w:val="24"/>
-          <w:szCs w:val="24"/>
-        </w:rPr>
-        <w:t xml:space="preserve"> </w:t>
-      </w:r>
-      <w:r>
-        <w:rPr>
-          <w:sz w:val="24"/>
-          <w:szCs w:val="24"/>
-        </w:rPr>
-        <w:t>(https://www.ibge.gov.br/estatisticas/sociais/educacao/17270-pnad-continua.html): Fornece dados socioeconômicos e de frequência escolar por domicílio/indivíduo</w:t>
-      </w:r>
-    </w:p>
-    <w:p>
-      <w:pPr>
-        <w:spacing w:after="200"/>
-        <w:jc w:val="both"/>
-        <w:rPr>
-          <w:sz w:val="24"/>
-          <w:szCs w:val="24"/>
-        </w:rPr>
-      </w:pPr>
+      <w:bookmarkStart w:id="2" w:name="_jwd92rmys0py" w:colFirst="0" w:colLast="0"/>
+      <w:bookmarkEnd w:id="2"/>
     </w:p>
     <w:p>
       <w:pPr>
@@ -1095,8 +1198,6 @@
           <w:highlight w:val="yellow"/>
         </w:rPr>
       </w:pPr>
-      <w:bookmarkStart w:id="1" w:name="_jwd92rmys0py" w:colFirst="0" w:colLast="0"/>
-      <w:bookmarkEnd w:id="1"/>
     </w:p>
     <w:sectPr>
       <w:pgSz w:w="11909" w:h="16834"/>
@@ -1109,7 +1210,7 @@
 </file>
 
 <file path=word/numbering.xml><?xml version="1.0" encoding="utf-8"?>
-<w:numbering xmlns:wpc="http://schemas.microsoft.com/office/word/2010/wordprocessingCanvas" xmlns:cx="http://schemas.microsoft.com/office/drawing/2014/chartex" xmlns:cx1="http://schemas.microsoft.com/office/drawing/2015/9/8/chartex" xmlns:cx2="http://schemas.microsoft.com/office/drawing/2015/10/21/chartex" xmlns:cx3="http://schemas.microsoft.com/office/drawing/2016/5/9/chartex" xmlns:cx4="http://schemas.microsoft.com/office/drawing/2016/5/10/chartex" xmlns:cx5="http://schemas.microsoft.com/office/drawing/2016/5/11/chartex" xmlns:cx6="http://schemas.microsoft.com/office/drawing/2016/5/12/chartex" xmlns:cx7="http://schemas.microsoft.com/office/drawing/2016/5/13/chartex" xmlns:cx8="http://schemas.microsoft.com/office/drawing/2016/5/14/chartex" xmlns:mc="http://schemas.openxmlformats.org/markup-compatibility/2006" xmlns:aink="http://schemas.microsoft.com/office/drawing/2016/ink" xmlns:am3d="http://schemas.microsoft.com/office/drawing/2017/model3d" xmlns:o="urn:schemas-microsoft-com:office:office" xmlns:oel="http://schemas.microsoft.com/office/2019/extlst" xmlns:r="http://schemas.openxmlformats.org/officeDocument/2006/relationships" xmlns:m="http://schemas.openxmlformats.org/officeDocument/2006/math" xmlns:v="urn:schemas-microsoft-com:vml" xmlns:wp14="http://schemas.microsoft.com/office/word/2010/wordprocessingDrawing" xmlns:wp="http://schemas.openxmlformats.org/drawingml/2006/wordprocessingDrawing" xmlns:w10="urn:schemas-microsoft-com:office:word" xmlns:w="http://schemas.openxmlformats.org/wordprocessingml/2006/main" xmlns:w14="http://schemas.microsoft.com/office/word/2010/wordml" xmlns:w15="http://schemas.microsoft.com/office/word/2012/wordml" xmlns:w16cex="http://schemas.microsoft.com/office/word/2018/wordml/cex" xmlns:w16cid="http://schemas.microsoft.com/office/word/2016/wordml/cid" xmlns:w16="http://schemas.microsoft.com/office/word/2018/wordml" xmlns:w16du="http://schemas.microsoft.com/office/word/2023/wordml/word16du" xmlns:w16sdtdh="http://schemas.microsoft.com/office/word/2020/wordml/sdtdatahash" xmlns:w16sdtfl="http://schemas.microsoft.com/office/word/2024/wordml/sdtformatlock" xmlns:w16se="http://schemas.microsoft.com/office/word/2015/wordml/symex" xmlns:wpg="http://schemas.microsoft.com/office/word/2010/wordprocessingGroup" xmlns:wpi="http://schemas.microsoft.com/office/word/2010/wordprocessingInk" xmlns:wne="http://schemas.microsoft.com/office/word/2006/wordml" xmlns:wps="http://schemas.microsoft.com/office/word/2010/wordprocessingShape" mc:Ignorable="w14 w15 w16se w16cid w16 w16cex w16sdtdh w16sdtfl w16du wp14">
+<w:numbering xmlns:wpc="http://schemas.microsoft.com/office/word/2010/wordprocessingCanvas" xmlns:cx="http://schemas.microsoft.com/office/drawing/2014/chartex" xmlns:cx1="http://schemas.microsoft.com/office/drawing/2015/9/8/chartex" xmlns:cx2="http://schemas.microsoft.com/office/drawing/2015/10/21/chartex" xmlns:cx3="http://schemas.microsoft.com/office/drawing/2016/5/9/chartex" xmlns:cx4="http://schemas.microsoft.com/office/drawing/2016/5/10/chartex" xmlns:cx5="http://schemas.microsoft.com/office/drawing/2016/5/11/chartex" xmlns:cx6="http://schemas.microsoft.com/office/drawing/2016/5/12/chartex" xmlns:cx7="http://schemas.microsoft.com/office/drawing/2016/5/13/chartex" xmlns:cx8="http://schemas.microsoft.com/office/drawing/2016/5/14/chartex" xmlns:mc="http://schemas.openxmlformats.org/markup-compatibility/2006" xmlns:aink="http://schemas.microsoft.com/office/drawing/2016/ink" xmlns:am3d="http://schemas.microsoft.com/office/drawing/2017/model3d" xmlns:o="urn:schemas-microsoft-com:office:office" xmlns:r="http://schemas.openxmlformats.org/officeDocument/2006/relationships" xmlns:m="http://schemas.openxmlformats.org/officeDocument/2006/math" xmlns:v="urn:schemas-microsoft-com:vml" xmlns:wp14="http://schemas.microsoft.com/office/word/2010/wordprocessingDrawing" xmlns:wp="http://schemas.openxmlformats.org/drawingml/2006/wordprocessingDrawing" xmlns:w10="urn:schemas-microsoft-com:office:word" xmlns:w="http://schemas.openxmlformats.org/wordprocessingml/2006/main" xmlns:w14="http://schemas.microsoft.com/office/word/2010/wordml" xmlns:w15="http://schemas.microsoft.com/office/word/2012/wordml" xmlns:w16cid="http://schemas.microsoft.com/office/word/2016/wordml/cid" xmlns:w16se="http://schemas.microsoft.com/office/word/2015/wordml/symex" xmlns:wpg="http://schemas.microsoft.com/office/word/2010/wordprocessingGroup" xmlns:wpi="http://schemas.microsoft.com/office/word/2010/wordprocessingInk" xmlns:wne="http://schemas.microsoft.com/office/word/2006/wordml" xmlns:wps="http://schemas.microsoft.com/office/word/2010/wordprocessingShape" mc:Ignorable="w14 w15 w16se w16cid wp14">
   <w:abstractNum w:abstractNumId="0" w15:restartNumberingAfterBreak="0">
     <w:nsid w:val="0A505CDC"/>
     <w:multiLevelType w:val="multilevel"/>
@@ -1712,6 +1813,119 @@
     </w:lvl>
   </w:abstractNum>
   <w:abstractNum w:abstractNumId="5" w15:restartNumberingAfterBreak="0">
+    <w:nsid w:val="72CE0EE5"/>
+    <w:multiLevelType w:val="multilevel"/>
+    <w:tmpl w:val="50229460"/>
+    <w:lvl w:ilvl="0">
+      <w:start w:val="1"/>
+      <w:numFmt w:val="decimal"/>
+      <w:lvlText w:val="%1."/>
+      <w:lvlJc w:val="left"/>
+      <w:pPr>
+        <w:tabs>
+          <w:tab w:val="num" w:pos="720"/>
+        </w:tabs>
+        <w:ind w:left="720" w:hanging="360"/>
+      </w:pPr>
+    </w:lvl>
+    <w:lvl w:ilvl="1" w:tentative="1">
+      <w:start w:val="1"/>
+      <w:numFmt w:val="decimal"/>
+      <w:lvlText w:val="%2."/>
+      <w:lvlJc w:val="left"/>
+      <w:pPr>
+        <w:tabs>
+          <w:tab w:val="num" w:pos="1440"/>
+        </w:tabs>
+        <w:ind w:left="1440" w:hanging="360"/>
+      </w:pPr>
+    </w:lvl>
+    <w:lvl w:ilvl="2" w:tentative="1">
+      <w:start w:val="1"/>
+      <w:numFmt w:val="decimal"/>
+      <w:lvlText w:val="%3."/>
+      <w:lvlJc w:val="left"/>
+      <w:pPr>
+        <w:tabs>
+          <w:tab w:val="num" w:pos="2160"/>
+        </w:tabs>
+        <w:ind w:left="2160" w:hanging="360"/>
+      </w:pPr>
+    </w:lvl>
+    <w:lvl w:ilvl="3" w:tentative="1">
+      <w:start w:val="1"/>
+      <w:numFmt w:val="decimal"/>
+      <w:lvlText w:val="%4."/>
+      <w:lvlJc w:val="left"/>
+      <w:pPr>
+        <w:tabs>
+          <w:tab w:val="num" w:pos="2880"/>
+        </w:tabs>
+        <w:ind w:left="2880" w:hanging="360"/>
+      </w:pPr>
+    </w:lvl>
+    <w:lvl w:ilvl="4" w:tentative="1">
+      <w:start w:val="1"/>
+      <w:numFmt w:val="decimal"/>
+      <w:lvlText w:val="%5."/>
+      <w:lvlJc w:val="left"/>
+      <w:pPr>
+        <w:tabs>
+          <w:tab w:val="num" w:pos="3600"/>
+        </w:tabs>
+        <w:ind w:left="3600" w:hanging="360"/>
+      </w:pPr>
+    </w:lvl>
+    <w:lvl w:ilvl="5" w:tentative="1">
+      <w:start w:val="1"/>
+      <w:numFmt w:val="decimal"/>
+      <w:lvlText w:val="%6."/>
+      <w:lvlJc w:val="left"/>
+      <w:pPr>
+        <w:tabs>
+          <w:tab w:val="num" w:pos="4320"/>
+        </w:tabs>
+        <w:ind w:left="4320" w:hanging="360"/>
+      </w:pPr>
+    </w:lvl>
+    <w:lvl w:ilvl="6" w:tentative="1">
+      <w:start w:val="1"/>
+      <w:numFmt w:val="decimal"/>
+      <w:lvlText w:val="%7."/>
+      <w:lvlJc w:val="left"/>
+      <w:pPr>
+        <w:tabs>
+          <w:tab w:val="num" w:pos="5040"/>
+        </w:tabs>
+        <w:ind w:left="5040" w:hanging="360"/>
+      </w:pPr>
+    </w:lvl>
+    <w:lvl w:ilvl="7" w:tentative="1">
+      <w:start w:val="1"/>
+      <w:numFmt w:val="decimal"/>
+      <w:lvlText w:val="%8."/>
+      <w:lvlJc w:val="left"/>
+      <w:pPr>
+        <w:tabs>
+          <w:tab w:val="num" w:pos="5760"/>
+        </w:tabs>
+        <w:ind w:left="5760" w:hanging="360"/>
+      </w:pPr>
+    </w:lvl>
+    <w:lvl w:ilvl="8" w:tentative="1">
+      <w:start w:val="1"/>
+      <w:numFmt w:val="decimal"/>
+      <w:lvlText w:val="%9."/>
+      <w:lvlJc w:val="left"/>
+      <w:pPr>
+        <w:tabs>
+          <w:tab w:val="num" w:pos="6480"/>
+        </w:tabs>
+        <w:ind w:left="6480" w:hanging="360"/>
+      </w:pPr>
+    </w:lvl>
+  </w:abstractNum>
+  <w:abstractNum w:abstractNumId="6" w15:restartNumberingAfterBreak="0">
     <w:nsid w:val="735679B4"/>
     <w:multiLevelType w:val="hybridMultilevel"/>
     <w:tmpl w:val="65F039A6"/>
@@ -1824,29 +2038,32 @@
       </w:rPr>
     </w:lvl>
   </w:abstractNum>
-  <w:num w:numId="1" w16cid:durableId="943196390">
+  <w:num w:numId="1">
     <w:abstractNumId w:val="3"/>
   </w:num>
-  <w:num w:numId="2" w16cid:durableId="1864594399">
+  <w:num w:numId="2">
     <w:abstractNumId w:val="1"/>
   </w:num>
-  <w:num w:numId="3" w16cid:durableId="475488798">
+  <w:num w:numId="3">
     <w:abstractNumId w:val="0"/>
   </w:num>
-  <w:num w:numId="4" w16cid:durableId="206183359">
+  <w:num w:numId="4">
     <w:abstractNumId w:val="2"/>
   </w:num>
-  <w:num w:numId="5" w16cid:durableId="234822947">
+  <w:num w:numId="5">
+    <w:abstractNumId w:val="6"/>
+  </w:num>
+  <w:num w:numId="6">
+    <w:abstractNumId w:val="4"/>
+  </w:num>
+  <w:num w:numId="7">
     <w:abstractNumId w:val="5"/>
-  </w:num>
-  <w:num w:numId="6" w16cid:durableId="1807313601">
-    <w:abstractNumId w:val="4"/>
   </w:num>
 </w:numbering>
 </file>
 
 <file path=word/styles.xml><?xml version="1.0" encoding="utf-8"?>
-<w:styles xmlns:mc="http://schemas.openxmlformats.org/markup-compatibility/2006" xmlns:r="http://schemas.openxmlformats.org/officeDocument/2006/relationships" xmlns:w="http://schemas.openxmlformats.org/wordprocessingml/2006/main" xmlns:w14="http://schemas.microsoft.com/office/word/2010/wordml" xmlns:w15="http://schemas.microsoft.com/office/word/2012/wordml" xmlns:w16cex="http://schemas.microsoft.com/office/word/2018/wordml/cex" xmlns:w16cid="http://schemas.microsoft.com/office/word/2016/wordml/cid" xmlns:w16="http://schemas.microsoft.com/office/word/2018/wordml" xmlns:w16du="http://schemas.microsoft.com/office/word/2023/wordml/word16du" xmlns:w16sdtdh="http://schemas.microsoft.com/office/word/2020/wordml/sdtdatahash" xmlns:w16sdtfl="http://schemas.microsoft.com/office/word/2024/wordml/sdtformatlock" xmlns:w16se="http://schemas.microsoft.com/office/word/2015/wordml/symex" mc:Ignorable="w14 w15 w16se w16cid w16 w16cex w16sdtdh w16sdtfl w16du">
+<w:styles xmlns:mc="http://schemas.openxmlformats.org/markup-compatibility/2006" xmlns:r="http://schemas.openxmlformats.org/officeDocument/2006/relationships" xmlns:w="http://schemas.openxmlformats.org/wordprocessingml/2006/main" xmlns:w14="http://schemas.microsoft.com/office/word/2010/wordml" xmlns:w15="http://schemas.microsoft.com/office/word/2012/wordml" xmlns:w16cid="http://schemas.microsoft.com/office/word/2016/wordml/cid" xmlns:w16se="http://schemas.microsoft.com/office/word/2015/wordml/symex" mc:Ignorable="w14 w15 w16se w16cid">
   <w:docDefaults>
     <w:rPrDefault>
       <w:rPr>
@@ -1862,7 +2079,7 @@
       </w:pPr>
     </w:pPrDefault>
   </w:docDefaults>
-  <w:latentStyles w:defLockedState="0" w:defUIPriority="99" w:defSemiHidden="0" w:defUnhideWhenUsed="0" w:defQFormat="0" w:count="376">
+  <w:latentStyles w:defLockedState="0" w:defUIPriority="99" w:defSemiHidden="0" w:defUnhideWhenUsed="0" w:defQFormat="0" w:count="375">
     <w:lsdException w:name="Normal" w:uiPriority="0" w:qFormat="1"/>
     <w:lsdException w:name="heading 1" w:uiPriority="9" w:qFormat="1"/>
     <w:lsdException w:name="heading 2" w:semiHidden="1" w:uiPriority="9" w:unhideWhenUsed="1" w:qFormat="1"/>
@@ -2238,7 +2455,6 @@
     <w:lsdException w:name="Smart Hyperlink" w:semiHidden="1" w:unhideWhenUsed="1"/>
     <w:lsdException w:name="Hashtag" w:semiHidden="1" w:unhideWhenUsed="1"/>
     <w:lsdException w:name="Unresolved Mention" w:semiHidden="1" w:unhideWhenUsed="1"/>
-    <w:lsdException w:name="Smart Link" w:semiHidden="1" w:unhideWhenUsed="1"/>
   </w:latentStyles>
   <w:style w:type="paragraph" w:default="1" w:styleId="Normal">
     <w:name w:val="Normal"/>
@@ -2361,6 +2577,7 @@
   <w:style w:type="character" w:default="1" w:styleId="Fontepargpadro">
     <w:name w:val="Default Paragraph Font"/>
     <w:uiPriority w:val="1"/>
+    <w:semiHidden/>
     <w:unhideWhenUsed/>
   </w:style>
   <w:style w:type="table" w:default="1" w:styleId="Tabelanormal">
@@ -2438,6 +2655,23 @@
       <w:ind w:left="720"/>
       <w:contextualSpacing/>
     </w:pPr>
+  </w:style>
+  <w:style w:type="paragraph" w:styleId="NormalWeb">
+    <w:name w:val="Normal (Web)"/>
+    <w:basedOn w:val="Normal"/>
+    <w:uiPriority w:val="99"/>
+    <w:semiHidden/>
+    <w:unhideWhenUsed/>
+    <w:rsid w:val="00C76484"/>
+    <w:pPr>
+      <w:spacing w:before="100" w:beforeAutospacing="1" w:after="100" w:afterAutospacing="1" w:line="240" w:lineRule="auto"/>
+    </w:pPr>
+    <w:rPr>
+      <w:rFonts w:ascii="Times New Roman" w:eastAsia="Times New Roman" w:hAnsi="Times New Roman" w:cs="Times New Roman"/>
+      <w:sz w:val="24"/>
+      <w:szCs w:val="24"/>
+      <w:lang w:eastAsia="pt-BR"/>
+    </w:rPr>
   </w:style>
 </w:styles>
 </file>
